--- a/examples/classification/doc/01-baseline-majority.docx
+++ b/examples/classification/doc/01-baseline-majority.docx
@@ -50,6 +50,45 @@
       </w:pPr>
       <w:r>
         <w:rPr>
+          <w:rStyle w:val="FunctionTok"/>
+        </w:rPr>
+        <w:t xml:space="preserve">source</w:t>
+      </w:r>
+      <w:r>
+        <w:rPr>
+          <w:rStyle w:val="NormalTok"/>
+        </w:rPr>
+        <w:t xml:space="preserve">(</w:t>
+      </w:r>
+      <w:r>
+        <w:rPr>
+          <w:rStyle w:val="FunctionTok"/>
+        </w:rPr>
+        <w:t xml:space="preserve">url</w:t>
+      </w:r>
+      <w:r>
+        <w:rPr>
+          <w:rStyle w:val="NormalTok"/>
+        </w:rPr>
+        <w:t xml:space="preserve">(</w:t>
+      </w:r>
+      <w:r>
+        <w:rPr>
+          <w:rStyle w:val="StringTok"/>
+        </w:rPr>
+        <w:t xml:space="preserve">"https://raw.githubusercontent.com/cefet-rj-dal/daltoolbox/main/examples/seed.R"</w:t>
+      </w:r>
+      <w:r>
+        <w:rPr>
+          <w:rStyle w:val="NormalTok"/>
+        </w:rPr>
+        <w:t xml:space="preserve">))</w:t>
+      </w:r>
+      <w:r>
+        <w:br/>
+      </w:r>
+      <w:r>
+        <w:rPr>
           <w:rStyle w:val="CommentTok"/>
         </w:rPr>
         <w:t xml:space="preserve"># Classification using Majority class</w:t>
@@ -356,25 +395,13 @@
         <w:rPr>
           <w:rStyle w:val="FunctionTok"/>
         </w:rPr>
-        <w:t xml:space="preserve">set.seed</w:t>
-      </w:r>
-      <w:r>
-        <w:rPr>
-          <w:rStyle w:val="NormalTok"/>
-        </w:rPr>
-        <w:t xml:space="preserve">(</w:t>
-      </w:r>
-      <w:r>
-        <w:rPr>
-          <w:rStyle w:val="DecValTok"/>
-        </w:rPr>
-        <w:t xml:space="preserve">1</w:t>
-      </w:r>
-      <w:r>
-        <w:rPr>
-          <w:rStyle w:val="NormalTok"/>
-        </w:rPr>
-        <w:t xml:space="preserve">)</w:t>
+        <w:t xml:space="preserve">set_example_seed</w:t>
+      </w:r>
+      <w:r>
+        <w:rPr>
+          <w:rStyle w:val="NormalTok"/>
+        </w:rPr>
+        <w:t xml:space="preserve">()</w:t>
       </w:r>
       <w:r>
         <w:br/>
@@ -758,7 +785,7 @@
         <w:rPr>
           <w:rStyle w:val="VerbatimChar"/>
         </w:rPr>
-        <w:t xml:space="preserve">## training     39         38        43</w:t>
+        <w:t xml:space="preserve">## training     41         39        40</w:t>
       </w:r>
       <w:r>
         <w:br/>
@@ -767,7 +794,7 @@
         <w:rPr>
           <w:rStyle w:val="VerbatimChar"/>
         </w:rPr>
-        <w:t xml:space="preserve">## test         11         12         7</w:t>
+        <w:t xml:space="preserve">## test          9         11        10</w:t>
       </w:r>
     </w:p>
     <w:p>
@@ -844,6 +871,21 @@
       </w:r>
       <w:r>
         <w:rPr>
+          <w:rStyle w:val="FunctionTok"/>
+        </w:rPr>
+        <w:t xml:space="preserve">set_example_seed</w:t>
+      </w:r>
+      <w:r>
+        <w:rPr>
+          <w:rStyle w:val="NormalTok"/>
+        </w:rPr>
+        <w:t xml:space="preserve">()</w:t>
+      </w:r>
+      <w:r>
+        <w:br/>
+      </w:r>
+      <w:r>
+        <w:rPr>
           <w:rStyle w:val="NormalTok"/>
         </w:rPr>
         <w:t xml:space="preserve">model </w:t>
@@ -880,6 +922,36 @@
       <w:r>
         <w:t xml:space="preserve">Training evaluation</w:t>
       </w:r>
+      <w:r>
+        <w:t xml:space="preserve"> </w:t>
+      </w:r>
+      <w:r>
+        <w:rPr>
+          <w:rStyle w:val="VerbatimChar"/>
+        </w:rPr>
+        <w:t xml:space="preserve">predict()</w:t>
+      </w:r>
+      <w:r>
+        <w:t xml:space="preserve"> </w:t>
+      </w:r>
+      <w:r>
+        <w:t xml:space="preserve">returns a score column for each class, so</w:t>
+      </w:r>
+      <w:r>
+        <w:t xml:space="preserve"> </w:t>
+      </w:r>
+      <w:r>
+        <w:rPr>
+          <w:rStyle w:val="VerbatimChar"/>
+        </w:rPr>
+        <w:t xml:space="preserve">evaluate()</w:t>
+      </w:r>
+      <w:r>
+        <w:t xml:space="preserve"> </w:t>
+      </w:r>
+      <w:r>
+        <w:t xml:space="preserve">can receive the original factor labels directly.</w:t>
+      </w:r>
     </w:p>
     <w:p>
       <w:pPr>
@@ -943,7 +1015,7 @@
         <w:rPr>
           <w:rStyle w:val="NormalTok"/>
         </w:rPr>
-        <w:t xml:space="preserve">iris_train_predictand </w:t>
+        <w:t xml:space="preserve">train_eval </w:t>
       </w:r>
       <w:r>
         <w:rPr>
@@ -961,13 +1033,13 @@
         <w:rPr>
           <w:rStyle w:val="FunctionTok"/>
         </w:rPr>
-        <w:t xml:space="preserve">adjust_class_label</w:t>
-      </w:r>
-      <w:r>
-        <w:rPr>
-          <w:rStyle w:val="NormalTok"/>
-        </w:rPr>
-        <w:t xml:space="preserve">(iris_train[,</w:t>
+        <w:t xml:space="preserve">evaluate</w:t>
+      </w:r>
+      <w:r>
+        <w:rPr>
+          <w:rStyle w:val="NormalTok"/>
+        </w:rPr>
+        <w:t xml:space="preserve">(model, iris_train[,</w:t>
       </w:r>
       <w:r>
         <w:rPr>
@@ -979,40 +1051,7 @@
         <w:rPr>
           <w:rStyle w:val="NormalTok"/>
         </w:rPr>
-        <w:t xml:space="preserve">])</w:t>
-      </w:r>
-      <w:r>
-        <w:br/>
-      </w:r>
-      <w:r>
-        <w:rPr>
-          <w:rStyle w:val="NormalTok"/>
-        </w:rPr>
-        <w:t xml:space="preserve">train_eval </w:t>
-      </w:r>
-      <w:r>
-        <w:rPr>
-          <w:rStyle w:val="OtherTok"/>
-        </w:rPr>
-        <w:t xml:space="preserve">&lt;-</w:t>
-      </w:r>
-      <w:r>
-        <w:rPr>
-          <w:rStyle w:val="NormalTok"/>
-        </w:rPr>
-        <w:t xml:space="preserve"> </w:t>
-      </w:r>
-      <w:r>
-        <w:rPr>
-          <w:rStyle w:val="FunctionTok"/>
-        </w:rPr>
-        <w:t xml:space="preserve">evaluate</w:t>
-      </w:r>
-      <w:r>
-        <w:rPr>
-          <w:rStyle w:val="NormalTok"/>
-        </w:rPr>
-        <w:t xml:space="preserve">(model, iris_train_predictand, train_prediction)</w:t>
+        <w:t xml:space="preserve">], train_prediction)</w:t>
       </w:r>
       <w:r>
         <w:br/>
@@ -1050,7 +1089,7 @@
         <w:rPr>
           <w:rStyle w:val="VerbatimChar"/>
         </w:rPr>
-        <w:t xml:space="preserve">##    accuracy TP TN FP FN precision recall sensitivity specificity  f1</w:t>
+        <w:t xml:space="preserve">##    accuracy TP TN FP FN precision recall sensitivity specificity        f1</w:t>
       </w:r>
       <w:r>
         <w:br/>
@@ -1059,7 +1098,7 @@
         <w:rPr>
           <w:rStyle w:val="VerbatimChar"/>
         </w:rPr>
-        <w:t xml:space="preserve">## 1 0.3583333  0 81  0 39       NaN      0           0           1 NaN</w:t>
+        <w:t xml:space="preserve">## 1 0.3416667 41  0 79  0 0.3416667      1           1           0 0.5093168</w:t>
       </w:r>
     </w:p>
     <w:p>
@@ -1121,9 +1160,18 @@
       </w:r>
       <w:r>
         <w:rPr>
-          <w:rStyle w:val="NormalTok"/>
-        </w:rPr>
-        <w:t xml:space="preserve">iris_test_predictand </w:t>
+          <w:rStyle w:val="CommentTok"/>
+        </w:rPr>
+        <w:t xml:space="preserve"># Test evaluation</w:t>
+      </w:r>
+      <w:r>
+        <w:br/>
+      </w:r>
+      <w:r>
+        <w:rPr>
+          <w:rStyle w:val="NormalTok"/>
+        </w:rPr>
+        <w:t xml:space="preserve"> test_eval </w:t>
       </w:r>
       <w:r>
         <w:rPr>
@@ -1141,13 +1189,13 @@
         <w:rPr>
           <w:rStyle w:val="FunctionTok"/>
         </w:rPr>
-        <w:t xml:space="preserve">adjust_class_label</w:t>
-      </w:r>
-      <w:r>
-        <w:rPr>
-          <w:rStyle w:val="NormalTok"/>
-        </w:rPr>
-        <w:t xml:space="preserve">(iris_test[,</w:t>
+        <w:t xml:space="preserve">evaluate</w:t>
+      </w:r>
+      <w:r>
+        <w:rPr>
+          <w:rStyle w:val="NormalTok"/>
+        </w:rPr>
+        <w:t xml:space="preserve">(model, iris_test[,</w:t>
       </w:r>
       <w:r>
         <w:rPr>
@@ -1159,52 +1207,7 @@
         <w:rPr>
           <w:rStyle w:val="NormalTok"/>
         </w:rPr>
-        <w:t xml:space="preserve">])</w:t>
-      </w:r>
-      <w:r>
-        <w:br/>
-      </w:r>
-      <w:r>
-        <w:br/>
-      </w:r>
-      <w:r>
-        <w:rPr>
-          <w:rStyle w:val="CommentTok"/>
-        </w:rPr>
-        <w:t xml:space="preserve"># Test evaluation</w:t>
-      </w:r>
-      <w:r>
-        <w:br/>
-      </w:r>
-      <w:r>
-        <w:rPr>
-          <w:rStyle w:val="NormalTok"/>
-        </w:rPr>
-        <w:t xml:space="preserve"> test_eval </w:t>
-      </w:r>
-      <w:r>
-        <w:rPr>
-          <w:rStyle w:val="OtherTok"/>
-        </w:rPr>
-        <w:t xml:space="preserve">&lt;-</w:t>
-      </w:r>
-      <w:r>
-        <w:rPr>
-          <w:rStyle w:val="NormalTok"/>
-        </w:rPr>
-        <w:t xml:space="preserve"> </w:t>
-      </w:r>
-      <w:r>
-        <w:rPr>
-          <w:rStyle w:val="FunctionTok"/>
-        </w:rPr>
-        <w:t xml:space="preserve">evaluate</w:t>
-      </w:r>
-      <w:r>
-        <w:rPr>
-          <w:rStyle w:val="NormalTok"/>
-        </w:rPr>
-        <w:t xml:space="preserve">(model, iris_test_predictand, test_prediction)</w:t>
+        <w:t xml:space="preserve">], test_prediction)</w:t>
       </w:r>
       <w:r>
         <w:br/>
@@ -1242,7 +1245,7 @@
         <w:rPr>
           <w:rStyle w:val="VerbatimChar"/>
         </w:rPr>
-        <w:t xml:space="preserve">##    accuracy TP TN FP FN precision recall sensitivity specificity  f1</w:t>
+        <w:t xml:space="preserve">##   accuracy TP TN FP FN precision recall sensitivity specificity        f1</w:t>
       </w:r>
       <w:r>
         <w:br/>
@@ -1251,7 +1254,7 @@
         <w:rPr>
           <w:rStyle w:val="VerbatimChar"/>
         </w:rPr>
-        <w:t xml:space="preserve">## 1 0.2333333  0 19  0 11       NaN      0           0           1 NaN</w:t>
+        <w:t xml:space="preserve">## 1      0.3  9  0 21  0       0.3      1           1           0 0.4615385</w:t>
       </w:r>
     </w:p>
     <w:p>
@@ -1389,10 +1392,10 @@
   <w:docDefaults>
     <w:rPrDefault>
       <w:rPr>
-        <w:rFonts w:asciiTheme="minorHAnsi" w:cstheme="minorBidi" w:eastAsiaTheme="minorHAnsi" w:hAnsiTheme="minorHAnsi"/>
+        <w:rFonts w:asciiTheme="minorHAnsi" w:cstheme="minorBidi" w:eastAsiaTheme="minorEastAsia" w:hAnsiTheme="minorHAnsi"/>
         <w:sz w:val="24"/>
         <w:szCs w:val="24"/>
-        <w:lang w:bidi="ar-SA" w:eastAsia="en-US" w:val="en-US"/>
+        <w:lang w:bidi="ar-SA" w:eastAsia="zh-CN" w:val="en-US"/>
       </w:rPr>
     </w:rPrDefault>
     <w:pPrDefault>
@@ -1933,13 +1936,6 @@
       </w:tblCellMar>
     </w:tblPr>
     <w:tblStylePr w:type="firstRow">
-      <w:tblPr>
-        <w:jc w:val="left"/>
-        <w:tblInd w:type="dxa" w:w="0"/>
-      </w:tblPr>
-      <w:trPr>
-        <w:jc w:val="left"/>
-      </w:trPr>
       <w:tcPr>
         <w:tcBorders>
           <w:bottom w:val="single"/>

--- a/examples/classification/doc/01-baseline-majority.docx
+++ b/examples/classification/doc/01-baseline-majority.docx
@@ -33,7 +33,7 @@
         <w:pStyle w:val="BodyText"/>
       </w:pPr>
       <w:r>
-        <w:t xml:space="preserve">Didactic goal: read this example as a complete supervised-learning cycle. Pay attention not only to the learner call, but also to how the target is identified, how the split is created, and how training and test results should be interpreted separately.</w:t>
+        <w:t xml:space="preserve">Didactic goal: establish the standard classification line of experiment used throughout this family of examples. Later files should be read as variations of this same workflow.</w:t>
       </w:r>
     </w:p>
     <w:p>
@@ -91,40 +91,10 @@
         <w:rPr>
           <w:rStyle w:val="CommentTok"/>
         </w:rPr>
-        <w:t xml:space="preserve"># Classification using Majority class</w:t>
-      </w:r>
-      <w:r>
-        <w:br/>
-      </w:r>
-      <w:r>
-        <w:br/>
-      </w:r>
-      <w:r>
-        <w:rPr>
-          <w:rStyle w:val="CommentTok"/>
-        </w:rPr>
-        <w:t xml:space="preserve"># installation </w:t>
-      </w:r>
-      <w:r>
-        <w:br/>
-      </w:r>
-      <w:r>
-        <w:rPr>
-          <w:rStyle w:val="CommentTok"/>
-        </w:rPr>
-        <w:t xml:space="preserve">#install.packages("daltoolbox")</w:t>
-      </w:r>
-      <w:r>
-        <w:br/>
-      </w:r>
-      <w:r>
-        <w:br/>
-      </w:r>
-      <w:r>
-        <w:rPr>
-          <w:rStyle w:val="CommentTok"/>
-        </w:rPr>
-        <w:t xml:space="preserve"># loading DAL</w:t>
+        <w:t xml:space="preserve"># install.packages("daltoolbox")</w:t>
+      </w:r>
+      <w:r>
+        <w:br/>
       </w:r>
       <w:r>
         <w:br/>
@@ -139,7 +109,7 @@
         <w:rPr>
           <w:rStyle w:val="NormalTok"/>
         </w:rPr>
-        <w:t xml:space="preserve">(daltoolbox) </w:t>
+        <w:t xml:space="preserve">(daltoolbox)</w:t>
       </w:r>
     </w:p>
     <w:p>
@@ -285,7 +255,7 @@
         <w:t xml:space="preserve"> </w:t>
       </w:r>
       <w:r>
-        <w:t xml:space="preserve">levels.</w:t>
+        <w:t xml:space="preserve">levels and reproducible train/test split.</w:t>
       </w:r>
     </w:p>
     <w:p>
@@ -294,15 +264,6 @@
       </w:pPr>
       <w:r>
         <w:rPr>
-          <w:rStyle w:val="CommentTok"/>
-        </w:rPr>
-        <w:t xml:space="preserve"># extracting the levels for the dataset</w:t>
-      </w:r>
-      <w:r>
-        <w:br/>
-      </w:r>
-      <w:r>
-        <w:rPr>
           <w:rStyle w:val="NormalTok"/>
         </w:rPr>
         <w:t xml:space="preserve">slevels </w:t>
@@ -347,35 +308,365 @@
         <w:br/>
       </w:r>
       <w:r>
-        <w:rPr>
-          <w:rStyle w:val="NormalTok"/>
-        </w:rPr>
-        <w:t xml:space="preserve">slevels</w:t>
+        <w:br/>
+      </w:r>
+      <w:r>
+        <w:rPr>
+          <w:rStyle w:val="FunctionTok"/>
+        </w:rPr>
+        <w:t xml:space="preserve">set_example_seed</w:t>
+      </w:r>
+      <w:r>
+        <w:rPr>
+          <w:rStyle w:val="NormalTok"/>
+        </w:rPr>
+        <w:t xml:space="preserve">()</w:t>
+      </w:r>
+      <w:r>
+        <w:br/>
+      </w:r>
+      <w:r>
+        <w:rPr>
+          <w:rStyle w:val="NormalTok"/>
+        </w:rPr>
+        <w:t xml:space="preserve">sr </w:t>
+      </w:r>
+      <w:r>
+        <w:rPr>
+          <w:rStyle w:val="OtherTok"/>
+        </w:rPr>
+        <w:t xml:space="preserve">&lt;-</w:t>
+      </w:r>
+      <w:r>
+        <w:rPr>
+          <w:rStyle w:val="NormalTok"/>
+        </w:rPr>
+        <w:t xml:space="preserve"> </w:t>
+      </w:r>
+      <w:r>
+        <w:rPr>
+          <w:rStyle w:val="FunctionTok"/>
+        </w:rPr>
+        <w:t xml:space="preserve">train_test</w:t>
+      </w:r>
+      <w:r>
+        <w:rPr>
+          <w:rStyle w:val="NormalTok"/>
+        </w:rPr>
+        <w:t xml:space="preserve">(</w:t>
+      </w:r>
+      <w:r>
+        <w:rPr>
+          <w:rStyle w:val="FunctionTok"/>
+        </w:rPr>
+        <w:t xml:space="preserve">sample_random</w:t>
+      </w:r>
+      <w:r>
+        <w:rPr>
+          <w:rStyle w:val="NormalTok"/>
+        </w:rPr>
+        <w:t xml:space="preserve">(), iris)</w:t>
+      </w:r>
+      <w:r>
+        <w:br/>
+      </w:r>
+      <w:r>
+        <w:rPr>
+          <w:rStyle w:val="NormalTok"/>
+        </w:rPr>
+        <w:t xml:space="preserve">iris_train </w:t>
+      </w:r>
+      <w:r>
+        <w:rPr>
+          <w:rStyle w:val="OtherTok"/>
+        </w:rPr>
+        <w:t xml:space="preserve">&lt;-</w:t>
+      </w:r>
+      <w:r>
+        <w:rPr>
+          <w:rStyle w:val="NormalTok"/>
+        </w:rPr>
+        <w:t xml:space="preserve"> sr</w:t>
+      </w:r>
+      <w:r>
+        <w:rPr>
+          <w:rStyle w:val="SpecialCharTok"/>
+        </w:rPr>
+        <w:t xml:space="preserve">$</w:t>
+      </w:r>
+      <w:r>
+        <w:rPr>
+          <w:rStyle w:val="NormalTok"/>
+        </w:rPr>
+        <w:t xml:space="preserve">train</w:t>
+      </w:r>
+      <w:r>
+        <w:br/>
+      </w:r>
+      <w:r>
+        <w:rPr>
+          <w:rStyle w:val="NormalTok"/>
+        </w:rPr>
+        <w:t xml:space="preserve">iris_test </w:t>
+      </w:r>
+      <w:r>
+        <w:rPr>
+          <w:rStyle w:val="OtherTok"/>
+        </w:rPr>
+        <w:t xml:space="preserve">&lt;-</w:t>
+      </w:r>
+      <w:r>
+        <w:rPr>
+          <w:rStyle w:val="NormalTok"/>
+        </w:rPr>
+        <w:t xml:space="preserve"> sr</w:t>
+      </w:r>
+      <w:r>
+        <w:rPr>
+          <w:rStyle w:val="SpecialCharTok"/>
+        </w:rPr>
+        <w:t xml:space="preserve">$</w:t>
+      </w:r>
+      <w:r>
+        <w:rPr>
+          <w:rStyle w:val="NormalTok"/>
+        </w:rPr>
+        <w:t xml:space="preserve">test</w:t>
       </w:r>
     </w:p>
     <w:p>
       <w:pPr>
-        <w:pStyle w:val="SourceCode"/>
-      </w:pPr>
-      <w:r>
-        <w:rPr>
-          <w:rStyle w:val="VerbatimChar"/>
-        </w:rPr>
-        <w:t xml:space="preserve">## [1] "setosa"     "versicolor" "virginica"</w:t>
+        <w:pStyle w:val="FirstParagraph"/>
+      </w:pPr>
+      <w:r>
+        <w:t xml:space="preserve">Class distribution by split.</w:t>
       </w:r>
     </w:p>
     <w:p>
       <w:pPr>
-        <w:pStyle w:val="FirstParagraph"/>
-      </w:pPr>
-      <w:r>
-        <w:t xml:space="preserve">Building train and test samples via random sampling</w:t>
-      </w:r>
-      <w:r>
+        <w:pStyle w:val="SourceCode"/>
+      </w:pPr>
+      <w:r>
+        <w:rPr>
+          <w:rStyle w:val="NormalTok"/>
+        </w:rPr>
+        <w:t xml:space="preserve">tbl </w:t>
+      </w:r>
+      <w:r>
+        <w:rPr>
+          <w:rStyle w:val="OtherTok"/>
+        </w:rPr>
+        <w:t xml:space="preserve">&lt;-</w:t>
+      </w:r>
+      <w:r>
+        <w:rPr>
+          <w:rStyle w:val="NormalTok"/>
+        </w:rPr>
         <w:t xml:space="preserve"> </w:t>
       </w:r>
       <w:r>
-        <w:t xml:space="preserve">Random train/test split.</w:t>
+        <w:rPr>
+          <w:rStyle w:val="FunctionTok"/>
+        </w:rPr>
+        <w:t xml:space="preserve">rbind</w:t>
+      </w:r>
+      <w:r>
+        <w:rPr>
+          <w:rStyle w:val="NormalTok"/>
+        </w:rPr>
+        <w:t xml:space="preserve">(</w:t>
+      </w:r>
+      <w:r>
+        <w:br/>
+      </w:r>
+      <w:r>
+        <w:rPr>
+          <w:rStyle w:val="NormalTok"/>
+        </w:rPr>
+        <w:t xml:space="preserve">  </w:t>
+      </w:r>
+      <w:r>
+        <w:rPr>
+          <w:rStyle w:val="FunctionTok"/>
+        </w:rPr>
+        <w:t xml:space="preserve">table</w:t>
+      </w:r>
+      <w:r>
+        <w:rPr>
+          <w:rStyle w:val="NormalTok"/>
+        </w:rPr>
+        <w:t xml:space="preserve">(iris[, </w:t>
+      </w:r>
+      <w:r>
+        <w:rPr>
+          <w:rStyle w:val="StringTok"/>
+        </w:rPr>
+        <w:t xml:space="preserve">"Species"</w:t>
+      </w:r>
+      <w:r>
+        <w:rPr>
+          <w:rStyle w:val="NormalTok"/>
+        </w:rPr>
+        <w:t xml:space="preserve">]),</w:t>
+      </w:r>
+      <w:r>
+        <w:br/>
+      </w:r>
+      <w:r>
+        <w:rPr>
+          <w:rStyle w:val="NormalTok"/>
+        </w:rPr>
+        <w:t xml:space="preserve">  </w:t>
+      </w:r>
+      <w:r>
+        <w:rPr>
+          <w:rStyle w:val="FunctionTok"/>
+        </w:rPr>
+        <w:t xml:space="preserve">table</w:t>
+      </w:r>
+      <w:r>
+        <w:rPr>
+          <w:rStyle w:val="NormalTok"/>
+        </w:rPr>
+        <w:t xml:space="preserve">(iris_train[, </w:t>
+      </w:r>
+      <w:r>
+        <w:rPr>
+          <w:rStyle w:val="StringTok"/>
+        </w:rPr>
+        <w:t xml:space="preserve">"Species"</w:t>
+      </w:r>
+      <w:r>
+        <w:rPr>
+          <w:rStyle w:val="NormalTok"/>
+        </w:rPr>
+        <w:t xml:space="preserve">]),</w:t>
+      </w:r>
+      <w:r>
+        <w:br/>
+      </w:r>
+      <w:r>
+        <w:rPr>
+          <w:rStyle w:val="NormalTok"/>
+        </w:rPr>
+        <w:t xml:space="preserve">  </w:t>
+      </w:r>
+      <w:r>
+        <w:rPr>
+          <w:rStyle w:val="FunctionTok"/>
+        </w:rPr>
+        <w:t xml:space="preserve">table</w:t>
+      </w:r>
+      <w:r>
+        <w:rPr>
+          <w:rStyle w:val="NormalTok"/>
+        </w:rPr>
+        <w:t xml:space="preserve">(iris_test[, </w:t>
+      </w:r>
+      <w:r>
+        <w:rPr>
+          <w:rStyle w:val="StringTok"/>
+        </w:rPr>
+        <w:t xml:space="preserve">"Species"</w:t>
+      </w:r>
+      <w:r>
+        <w:rPr>
+          <w:rStyle w:val="NormalTok"/>
+        </w:rPr>
+        <w:t xml:space="preserve">])</w:t>
+      </w:r>
+      <w:r>
+        <w:br/>
+      </w:r>
+      <w:r>
+        <w:rPr>
+          <w:rStyle w:val="NormalTok"/>
+        </w:rPr>
+        <w:t xml:space="preserve">)</w:t>
+      </w:r>
+      <w:r>
+        <w:br/>
+      </w:r>
+      <w:r>
+        <w:rPr>
+          <w:rStyle w:val="FunctionTok"/>
+        </w:rPr>
+        <w:t xml:space="preserve">rownames</w:t>
+      </w:r>
+      <w:r>
+        <w:rPr>
+          <w:rStyle w:val="NormalTok"/>
+        </w:rPr>
+        <w:t xml:space="preserve">(tbl) </w:t>
+      </w:r>
+      <w:r>
+        <w:rPr>
+          <w:rStyle w:val="OtherTok"/>
+        </w:rPr>
+        <w:t xml:space="preserve">&lt;-</w:t>
+      </w:r>
+      <w:r>
+        <w:rPr>
+          <w:rStyle w:val="NormalTok"/>
+        </w:rPr>
+        <w:t xml:space="preserve"> </w:t>
+      </w:r>
+      <w:r>
+        <w:rPr>
+          <w:rStyle w:val="FunctionTok"/>
+        </w:rPr>
+        <w:t xml:space="preserve">c</w:t>
+      </w:r>
+      <w:r>
+        <w:rPr>
+          <w:rStyle w:val="NormalTok"/>
+        </w:rPr>
+        <w:t xml:space="preserve">(</w:t>
+      </w:r>
+      <w:r>
+        <w:rPr>
+          <w:rStyle w:val="StringTok"/>
+        </w:rPr>
+        <w:t xml:space="preserve">"dataset"</w:t>
+      </w:r>
+      <w:r>
+        <w:rPr>
+          <w:rStyle w:val="NormalTok"/>
+        </w:rPr>
+        <w:t xml:space="preserve">, </w:t>
+      </w:r>
+      <w:r>
+        <w:rPr>
+          <w:rStyle w:val="StringTok"/>
+        </w:rPr>
+        <w:t xml:space="preserve">"training"</w:t>
+      </w:r>
+      <w:r>
+        <w:rPr>
+          <w:rStyle w:val="NormalTok"/>
+        </w:rPr>
+        <w:t xml:space="preserve">, </w:t>
+      </w:r>
+      <w:r>
+        <w:rPr>
+          <w:rStyle w:val="StringTok"/>
+        </w:rPr>
+        <w:t xml:space="preserve">"test"</w:t>
+      </w:r>
+      <w:r>
+        <w:rPr>
+          <w:rStyle w:val="NormalTok"/>
+        </w:rPr>
+        <w:t xml:space="preserve">)</w:t>
+      </w:r>
+      <w:r>
+        <w:br/>
+      </w:r>
+      <w:r>
+        <w:rPr>
+          <w:rStyle w:val="NormalTok"/>
+        </w:rPr>
+        <w:t xml:space="preserve">tbl</w:t>
       </w:r>
     </w:p>
     <w:p>
@@ -384,156 +675,36 @@
       </w:pPr>
       <w:r>
         <w:rPr>
-          <w:rStyle w:val="CommentTok"/>
-        </w:rPr>
-        <w:t xml:space="preserve"># Building train and test samples via random sampling</w:t>
-      </w:r>
-      <w:r>
-        <w:br/>
-      </w:r>
-      <w:r>
-        <w:rPr>
-          <w:rStyle w:val="FunctionTok"/>
-        </w:rPr>
-        <w:t xml:space="preserve">set_example_seed</w:t>
-      </w:r>
-      <w:r>
-        <w:rPr>
-          <w:rStyle w:val="NormalTok"/>
-        </w:rPr>
-        <w:t xml:space="preserve">()</w:t>
-      </w:r>
-      <w:r>
-        <w:br/>
-      </w:r>
-      <w:r>
-        <w:rPr>
-          <w:rStyle w:val="NormalTok"/>
-        </w:rPr>
-        <w:t xml:space="preserve">sr </w:t>
-      </w:r>
-      <w:r>
-        <w:rPr>
-          <w:rStyle w:val="OtherTok"/>
-        </w:rPr>
-        <w:t xml:space="preserve">&lt;-</w:t>
-      </w:r>
-      <w:r>
-        <w:rPr>
-          <w:rStyle w:val="NormalTok"/>
-        </w:rPr>
-        <w:t xml:space="preserve"> </w:t>
-      </w:r>
-      <w:r>
-        <w:rPr>
-          <w:rStyle w:val="FunctionTok"/>
-        </w:rPr>
-        <w:t xml:space="preserve">sample_random</w:t>
-      </w:r>
-      <w:r>
-        <w:rPr>
-          <w:rStyle w:val="NormalTok"/>
-        </w:rPr>
-        <w:t xml:space="preserve">()</w:t>
-      </w:r>
-      <w:r>
-        <w:br/>
-      </w:r>
-      <w:r>
-        <w:rPr>
-          <w:rStyle w:val="NormalTok"/>
-        </w:rPr>
-        <w:t xml:space="preserve">sr </w:t>
-      </w:r>
-      <w:r>
-        <w:rPr>
-          <w:rStyle w:val="OtherTok"/>
-        </w:rPr>
-        <w:t xml:space="preserve">&lt;-</w:t>
-      </w:r>
-      <w:r>
-        <w:rPr>
-          <w:rStyle w:val="NormalTok"/>
-        </w:rPr>
-        <w:t xml:space="preserve"> </w:t>
-      </w:r>
-      <w:r>
-        <w:rPr>
-          <w:rStyle w:val="FunctionTok"/>
-        </w:rPr>
-        <w:t xml:space="preserve">train_test</w:t>
-      </w:r>
-      <w:r>
-        <w:rPr>
-          <w:rStyle w:val="NormalTok"/>
-        </w:rPr>
-        <w:t xml:space="preserve">(sr, iris)</w:t>
-      </w:r>
-      <w:r>
-        <w:br/>
-      </w:r>
-      <w:r>
-        <w:rPr>
-          <w:rStyle w:val="NormalTok"/>
-        </w:rPr>
-        <w:t xml:space="preserve">iris_train </w:t>
-      </w:r>
-      <w:r>
-        <w:rPr>
-          <w:rStyle w:val="OtherTok"/>
-        </w:rPr>
-        <w:t xml:space="preserve">&lt;-</w:t>
-      </w:r>
-      <w:r>
-        <w:rPr>
-          <w:rStyle w:val="NormalTok"/>
-        </w:rPr>
-        <w:t xml:space="preserve"> sr</w:t>
-      </w:r>
-      <w:r>
-        <w:rPr>
-          <w:rStyle w:val="SpecialCharTok"/>
-        </w:rPr>
-        <w:t xml:space="preserve">$</w:t>
-      </w:r>
-      <w:r>
-        <w:rPr>
-          <w:rStyle w:val="NormalTok"/>
-        </w:rPr>
-        <w:t xml:space="preserve">train</w:t>
-      </w:r>
-      <w:r>
-        <w:br/>
-      </w:r>
-      <w:r>
-        <w:rPr>
-          <w:rStyle w:val="NormalTok"/>
-        </w:rPr>
-        <w:t xml:space="preserve">iris_test </w:t>
-      </w:r>
-      <w:r>
-        <w:rPr>
-          <w:rStyle w:val="OtherTok"/>
-        </w:rPr>
-        <w:t xml:space="preserve">&lt;-</w:t>
-      </w:r>
-      <w:r>
-        <w:rPr>
-          <w:rStyle w:val="NormalTok"/>
-        </w:rPr>
-        <w:t xml:space="preserve"> sr</w:t>
-      </w:r>
-      <w:r>
-        <w:rPr>
-          <w:rStyle w:val="SpecialCharTok"/>
-        </w:rPr>
-        <w:t xml:space="preserve">$</w:t>
-      </w:r>
-      <w:r>
-        <w:rPr>
-          <w:rStyle w:val="NormalTok"/>
-        </w:rPr>
-        <w:t xml:space="preserve">test</w:t>
+          <w:rStyle w:val="VerbatimChar"/>
+        </w:rPr>
+        <w:t xml:space="preserve">##          setosa versicolor virginica</w:t>
+      </w:r>
+      <w:r>
+        <w:br/>
+      </w:r>
+      <w:r>
+        <w:rPr>
+          <w:rStyle w:val="VerbatimChar"/>
+        </w:rPr>
+        <w:t xml:space="preserve">## dataset      50         50        50</w:t>
+      </w:r>
+      <w:r>
+        <w:br/>
+      </w:r>
+      <w:r>
+        <w:rPr>
+          <w:rStyle w:val="VerbatimChar"/>
+        </w:rPr>
+        <w:t xml:space="preserve">## training     41         39        40</w:t>
+      </w:r>
+      <w:r>
+        <w:br/>
+      </w:r>
+      <w:r>
+        <w:rPr>
+          <w:rStyle w:val="VerbatimChar"/>
+        </w:rPr>
+        <w:t xml:space="preserve">## test          9         11        10</w:t>
       </w:r>
     </w:p>
     <w:p>
@@ -541,7 +712,7 @@
         <w:pStyle w:val="FirstParagraph"/>
       </w:pPr>
       <w:r>
-        <w:t xml:space="preserve">Class distribution by split.</w:t>
+        <w:t xml:space="preserve">Model configuration and fitting.</w:t>
       </w:r>
     </w:p>
     <w:p>
@@ -552,7 +723,7 @@
         <w:rPr>
           <w:rStyle w:val="NormalTok"/>
         </w:rPr>
-        <w:t xml:space="preserve">tbl </w:t>
+        <w:t xml:space="preserve">model </w:t>
       </w:r>
       <w:r>
         <w:rPr>
@@ -570,7 +741,7 @@
         <w:rPr>
           <w:rStyle w:val="FunctionTok"/>
         </w:rPr>
-        <w:t xml:space="preserve">rbind</w:t>
+        <w:t xml:space="preserve">cla_majority</w:t>
       </w:r>
       <w:r>
         <w:rPr>
@@ -580,235 +751,172 @@
       </w:r>
       <w:r>
         <w:rPr>
+          <w:rStyle w:val="StringTok"/>
+        </w:rPr>
+        <w:t xml:space="preserve">"Species"</w:t>
+      </w:r>
+      <w:r>
+        <w:rPr>
+          <w:rStyle w:val="NormalTok"/>
+        </w:rPr>
+        <w:t xml:space="preserve">, slevels)</w:t>
+      </w:r>
+      <w:r>
+        <w:br/>
+      </w:r>
+      <w:r>
+        <w:rPr>
           <w:rStyle w:val="FunctionTok"/>
         </w:rPr>
-        <w:t xml:space="preserve">table</w:t>
-      </w:r>
-      <w:r>
-        <w:rPr>
-          <w:rStyle w:val="NormalTok"/>
-        </w:rPr>
-        <w:t xml:space="preserve">(iris[,</w:t>
-      </w:r>
-      <w:r>
-        <w:rPr>
-          <w:rStyle w:val="StringTok"/>
-        </w:rPr>
-        <w:t xml:space="preserve">"Species"</w:t>
-      </w:r>
-      <w:r>
-        <w:rPr>
-          <w:rStyle w:val="NormalTok"/>
-        </w:rPr>
-        <w:t xml:space="preserve">]), </w:t>
-      </w:r>
-      <w:r>
-        <w:br/>
-      </w:r>
-      <w:r>
-        <w:rPr>
-          <w:rStyle w:val="NormalTok"/>
-        </w:rPr>
-        <w:t xml:space="preserve">             </w:t>
+        <w:t xml:space="preserve">set_example_seed</w:t>
+      </w:r>
+      <w:r>
+        <w:rPr>
+          <w:rStyle w:val="NormalTok"/>
+        </w:rPr>
+        <w:t xml:space="preserve">()</w:t>
+      </w:r>
+      <w:r>
+        <w:br/>
+      </w:r>
+      <w:r>
+        <w:rPr>
+          <w:rStyle w:val="NormalTok"/>
+        </w:rPr>
+        <w:t xml:space="preserve">model </w:t>
+      </w:r>
+      <w:r>
+        <w:rPr>
+          <w:rStyle w:val="OtherTok"/>
+        </w:rPr>
+        <w:t xml:space="preserve">&lt;-</w:t>
+      </w:r>
+      <w:r>
+        <w:rPr>
+          <w:rStyle w:val="NormalTok"/>
+        </w:rPr>
+        <w:t xml:space="preserve"> </w:t>
       </w:r>
       <w:r>
         <w:rPr>
           <w:rStyle w:val="FunctionTok"/>
         </w:rPr>
-        <w:t xml:space="preserve">table</w:t>
-      </w:r>
-      <w:r>
-        <w:rPr>
-          <w:rStyle w:val="NormalTok"/>
-        </w:rPr>
-        <w:t xml:space="preserve">(iris_train[,</w:t>
-      </w:r>
-      <w:r>
-        <w:rPr>
-          <w:rStyle w:val="StringTok"/>
-        </w:rPr>
-        <w:t xml:space="preserve">"Species"</w:t>
-      </w:r>
-      <w:r>
-        <w:rPr>
-          <w:rStyle w:val="NormalTok"/>
-        </w:rPr>
-        <w:t xml:space="preserve">]), </w:t>
-      </w:r>
-      <w:r>
-        <w:br/>
-      </w:r>
-      <w:r>
-        <w:rPr>
-          <w:rStyle w:val="NormalTok"/>
-        </w:rPr>
-        <w:t xml:space="preserve">             </w:t>
-      </w:r>
-      <w:r>
-        <w:rPr>
-          <w:rStyle w:val="FunctionTok"/>
-        </w:rPr>
-        <w:t xml:space="preserve">table</w:t>
-      </w:r>
-      <w:r>
-        <w:rPr>
-          <w:rStyle w:val="NormalTok"/>
-        </w:rPr>
-        <w:t xml:space="preserve">(iris_test[,</w:t>
-      </w:r>
-      <w:r>
-        <w:rPr>
-          <w:rStyle w:val="StringTok"/>
-        </w:rPr>
-        <w:t xml:space="preserve">"Species"</w:t>
-      </w:r>
-      <w:r>
-        <w:rPr>
-          <w:rStyle w:val="NormalTok"/>
-        </w:rPr>
-        <w:t xml:space="preserve">]))</w:t>
-      </w:r>
-      <w:r>
-        <w:br/>
-      </w:r>
-      <w:r>
-        <w:rPr>
-          <w:rStyle w:val="FunctionTok"/>
-        </w:rPr>
-        <w:t xml:space="preserve">rownames</w:t>
-      </w:r>
-      <w:r>
-        <w:rPr>
-          <w:rStyle w:val="NormalTok"/>
-        </w:rPr>
-        <w:t xml:space="preserve">(tbl) </w:t>
-      </w:r>
-      <w:r>
-        <w:rPr>
-          <w:rStyle w:val="OtherTok"/>
-        </w:rPr>
-        <w:t xml:space="preserve">&lt;-</w:t>
-      </w:r>
-      <w:r>
-        <w:rPr>
-          <w:rStyle w:val="NormalTok"/>
-        </w:rPr>
-        <w:t xml:space="preserve"> </w:t>
-      </w:r>
-      <w:r>
-        <w:rPr>
-          <w:rStyle w:val="FunctionTok"/>
-        </w:rPr>
-        <w:t xml:space="preserve">c</w:t>
-      </w:r>
-      <w:r>
-        <w:rPr>
-          <w:rStyle w:val="NormalTok"/>
-        </w:rPr>
-        <w:t xml:space="preserve">(</w:t>
-      </w:r>
-      <w:r>
-        <w:rPr>
-          <w:rStyle w:val="StringTok"/>
-        </w:rPr>
-        <w:t xml:space="preserve">"dataset"</w:t>
-      </w:r>
-      <w:r>
-        <w:rPr>
-          <w:rStyle w:val="NormalTok"/>
-        </w:rPr>
-        <w:t xml:space="preserve">, </w:t>
-      </w:r>
-      <w:r>
-        <w:rPr>
-          <w:rStyle w:val="StringTok"/>
-        </w:rPr>
-        <w:t xml:space="preserve">"training"</w:t>
-      </w:r>
-      <w:r>
-        <w:rPr>
-          <w:rStyle w:val="NormalTok"/>
-        </w:rPr>
-        <w:t xml:space="preserve">, </w:t>
-      </w:r>
-      <w:r>
-        <w:rPr>
-          <w:rStyle w:val="StringTok"/>
-        </w:rPr>
-        <w:t xml:space="preserve">"test"</w:t>
-      </w:r>
-      <w:r>
-        <w:rPr>
-          <w:rStyle w:val="NormalTok"/>
-        </w:rPr>
-        <w:t xml:space="preserve">)</w:t>
-      </w:r>
-      <w:r>
-        <w:br/>
-      </w:r>
-      <w:r>
-        <w:rPr>
-          <w:rStyle w:val="FunctionTok"/>
-        </w:rPr>
-        <w:t xml:space="preserve">head</w:t>
-      </w:r>
-      <w:r>
-        <w:rPr>
-          <w:rStyle w:val="NormalTok"/>
-        </w:rPr>
-        <w:t xml:space="preserve">(tbl)</w:t>
+        <w:t xml:space="preserve">fit</w:t>
+      </w:r>
+      <w:r>
+        <w:rPr>
+          <w:rStyle w:val="NormalTok"/>
+        </w:rPr>
+        <w:t xml:space="preserve">(model, iris_train)</w:t>
       </w:r>
     </w:p>
     <w:p>
       <w:pPr>
-        <w:pStyle w:val="SourceCode"/>
-      </w:pPr>
-      <w:r>
-        <w:rPr>
-          <w:rStyle w:val="VerbatimChar"/>
-        </w:rPr>
-        <w:t xml:space="preserve">##          setosa versicolor virginica</w:t>
-      </w:r>
-      <w:r>
-        <w:br/>
-      </w:r>
-      <w:r>
-        <w:rPr>
-          <w:rStyle w:val="VerbatimChar"/>
-        </w:rPr>
-        <w:t xml:space="preserve">## dataset      50         50        50</w:t>
-      </w:r>
-      <w:r>
-        <w:br/>
-      </w:r>
-      <w:r>
-        <w:rPr>
-          <w:rStyle w:val="VerbatimChar"/>
-        </w:rPr>
-        <w:t xml:space="preserve">## training     41         39        40</w:t>
-      </w:r>
-      <w:r>
-        <w:br/>
-      </w:r>
-      <w:r>
-        <w:rPr>
-          <w:rStyle w:val="VerbatimChar"/>
-        </w:rPr>
-        <w:t xml:space="preserve">## test          9         11        10</w:t>
+        <w:pStyle w:val="FirstParagraph"/>
+      </w:pPr>
+      <w:r>
+        <w:t xml:space="preserve">Training evaluation.</w:t>
       </w:r>
     </w:p>
     <w:p>
       <w:pPr>
-        <w:pStyle w:val="FirstParagraph"/>
-      </w:pPr>
-      <w:r>
-        <w:t xml:space="preserve">Model training</w:t>
-      </w:r>
-      <w:r>
+        <w:pStyle w:val="SourceCode"/>
+      </w:pPr>
+      <w:r>
+        <w:rPr>
+          <w:rStyle w:val="NormalTok"/>
+        </w:rPr>
+        <w:t xml:space="preserve">train_prediction </w:t>
+      </w:r>
+      <w:r>
+        <w:rPr>
+          <w:rStyle w:val="OtherTok"/>
+        </w:rPr>
+        <w:t xml:space="preserve">&lt;-</w:t>
+      </w:r>
+      <w:r>
+        <w:rPr>
+          <w:rStyle w:val="NormalTok"/>
+        </w:rPr>
         <w:t xml:space="preserve"> </w:t>
       </w:r>
       <w:r>
-        <w:t xml:space="preserve">Fit the majority class estimate and adjust.</w:t>
+        <w:rPr>
+          <w:rStyle w:val="FunctionTok"/>
+        </w:rPr>
+        <w:t xml:space="preserve">predict</w:t>
+      </w:r>
+      <w:r>
+        <w:rPr>
+          <w:rStyle w:val="NormalTok"/>
+        </w:rPr>
+        <w:t xml:space="preserve">(model, iris_train)</w:t>
+      </w:r>
+      <w:r>
+        <w:br/>
+      </w:r>
+      <w:r>
+        <w:rPr>
+          <w:rStyle w:val="NormalTok"/>
+        </w:rPr>
+        <w:t xml:space="preserve">train_eval </w:t>
+      </w:r>
+      <w:r>
+        <w:rPr>
+          <w:rStyle w:val="OtherTok"/>
+        </w:rPr>
+        <w:t xml:space="preserve">&lt;-</w:t>
+      </w:r>
+      <w:r>
+        <w:rPr>
+          <w:rStyle w:val="NormalTok"/>
+        </w:rPr>
+        <w:t xml:space="preserve"> </w:t>
+      </w:r>
+      <w:r>
+        <w:rPr>
+          <w:rStyle w:val="FunctionTok"/>
+        </w:rPr>
+        <w:t xml:space="preserve">evaluate</w:t>
+      </w:r>
+      <w:r>
+        <w:rPr>
+          <w:rStyle w:val="NormalTok"/>
+        </w:rPr>
+        <w:t xml:space="preserve">(model, iris_train[, </w:t>
+      </w:r>
+      <w:r>
+        <w:rPr>
+          <w:rStyle w:val="StringTok"/>
+        </w:rPr>
+        <w:t xml:space="preserve">"Species"</w:t>
+      </w:r>
+      <w:r>
+        <w:rPr>
+          <w:rStyle w:val="NormalTok"/>
+        </w:rPr>
+        <w:t xml:space="preserve">], train_prediction)</w:t>
+      </w:r>
+      <w:r>
+        <w:br/>
+      </w:r>
+      <w:r>
+        <w:rPr>
+          <w:rStyle w:val="NormalTok"/>
+        </w:rPr>
+        <w:t xml:space="preserve">train_eval</w:t>
+      </w:r>
+      <w:r>
+        <w:rPr>
+          <w:rStyle w:val="SpecialCharTok"/>
+        </w:rPr>
+        <w:t xml:space="preserve">$</w:t>
+      </w:r>
+      <w:r>
+        <w:rPr>
+          <w:rStyle w:val="NormalTok"/>
+        </w:rPr>
+        <w:t xml:space="preserve">metrics</w:t>
       </w:r>
     </w:p>
     <w:p>
@@ -817,102 +925,18 @@
       </w:pPr>
       <w:r>
         <w:rPr>
-          <w:rStyle w:val="CommentTok"/>
-        </w:rPr>
-        <w:t xml:space="preserve"># Model training</w:t>
-      </w:r>
-      <w:r>
-        <w:br/>
-      </w:r>
-      <w:r>
-        <w:rPr>
-          <w:rStyle w:val="NormalTok"/>
-        </w:rPr>
-        <w:t xml:space="preserve">model </w:t>
-      </w:r>
-      <w:r>
-        <w:rPr>
-          <w:rStyle w:val="OtherTok"/>
-        </w:rPr>
-        <w:t xml:space="preserve">&lt;-</w:t>
-      </w:r>
-      <w:r>
-        <w:rPr>
-          <w:rStyle w:val="NormalTok"/>
-        </w:rPr>
-        <w:t xml:space="preserve"> </w:t>
-      </w:r>
-      <w:r>
-        <w:rPr>
-          <w:rStyle w:val="FunctionTok"/>
-        </w:rPr>
-        <w:t xml:space="preserve">cla_majority</w:t>
-      </w:r>
-      <w:r>
-        <w:rPr>
-          <w:rStyle w:val="NormalTok"/>
-        </w:rPr>
-        <w:t xml:space="preserve">(</w:t>
-      </w:r>
-      <w:r>
-        <w:rPr>
-          <w:rStyle w:val="StringTok"/>
-        </w:rPr>
-        <w:t xml:space="preserve">"Species"</w:t>
-      </w:r>
-      <w:r>
-        <w:rPr>
-          <w:rStyle w:val="NormalTok"/>
-        </w:rPr>
-        <w:t xml:space="preserve">, slevels)</w:t>
-      </w:r>
-      <w:r>
-        <w:br/>
-      </w:r>
-      <w:r>
-        <w:rPr>
-          <w:rStyle w:val="FunctionTok"/>
-        </w:rPr>
-        <w:t xml:space="preserve">set_example_seed</w:t>
-      </w:r>
-      <w:r>
-        <w:rPr>
-          <w:rStyle w:val="NormalTok"/>
-        </w:rPr>
-        <w:t xml:space="preserve">()</w:t>
-      </w:r>
-      <w:r>
-        <w:br/>
-      </w:r>
-      <w:r>
-        <w:rPr>
-          <w:rStyle w:val="NormalTok"/>
-        </w:rPr>
-        <w:t xml:space="preserve">model </w:t>
-      </w:r>
-      <w:r>
-        <w:rPr>
-          <w:rStyle w:val="OtherTok"/>
-        </w:rPr>
-        <w:t xml:space="preserve">&lt;-</w:t>
-      </w:r>
-      <w:r>
-        <w:rPr>
-          <w:rStyle w:val="NormalTok"/>
-        </w:rPr>
-        <w:t xml:space="preserve"> </w:t>
-      </w:r>
-      <w:r>
-        <w:rPr>
-          <w:rStyle w:val="FunctionTok"/>
-        </w:rPr>
-        <w:t xml:space="preserve">fit</w:t>
-      </w:r>
-      <w:r>
-        <w:rPr>
-          <w:rStyle w:val="NormalTok"/>
-        </w:rPr>
-        <w:t xml:space="preserve">(model, iris_train)</w:t>
+          <w:rStyle w:val="VerbatimChar"/>
+        </w:rPr>
+        <w:t xml:space="preserve">##    accuracy TP TN FP FN precision recall sensitivity specificity        f1</w:t>
+      </w:r>
+      <w:r>
+        <w:br/>
+      </w:r>
+      <w:r>
+        <w:rPr>
+          <w:rStyle w:val="VerbatimChar"/>
+        </w:rPr>
+        <w:t xml:space="preserve">## 1 0.3416667 41  0 79  0 0.3416667      1           1           0 0.5093168</w:t>
       </w:r>
     </w:p>
     <w:p>
@@ -920,37 +944,7 @@
         <w:pStyle w:val="FirstParagraph"/>
       </w:pPr>
       <w:r>
-        <w:t xml:space="preserve">Training evaluation</w:t>
-      </w:r>
-      <w:r>
-        <w:t xml:space="preserve"> </w:t>
-      </w:r>
-      <w:r>
-        <w:rPr>
-          <w:rStyle w:val="VerbatimChar"/>
-        </w:rPr>
-        <w:t xml:space="preserve">predict()</w:t>
-      </w:r>
-      <w:r>
-        <w:t xml:space="preserve"> </w:t>
-      </w:r>
-      <w:r>
-        <w:t xml:space="preserve">returns a score column for each class, so</w:t>
-      </w:r>
-      <w:r>
-        <w:t xml:space="preserve"> </w:t>
-      </w:r>
-      <w:r>
-        <w:rPr>
-          <w:rStyle w:val="VerbatimChar"/>
-        </w:rPr>
-        <w:t xml:space="preserve">evaluate()</w:t>
-      </w:r>
-      <w:r>
-        <w:t xml:space="preserve"> </w:t>
-      </w:r>
-      <w:r>
-        <w:t xml:space="preserve">can receive the original factor labels directly.</w:t>
+        <w:t xml:space="preserve">Test evaluation.</w:t>
       </w:r>
     </w:p>
     <w:p>
@@ -959,18 +953,9 @@
       </w:pPr>
       <w:r>
         <w:rPr>
-          <w:rStyle w:val="CommentTok"/>
-        </w:rPr>
-        <w:t xml:space="preserve"># Checking fit on training data</w:t>
-      </w:r>
-      <w:r>
-        <w:br/>
-      </w:r>
-      <w:r>
-        <w:rPr>
-          <w:rStyle w:val="NormalTok"/>
-        </w:rPr>
-        <w:t xml:space="preserve">train_prediction </w:t>
+          <w:rStyle w:val="NormalTok"/>
+        </w:rPr>
+        <w:t xml:space="preserve">test_prediction </w:t>
       </w:r>
       <w:r>
         <w:rPr>
@@ -994,28 +979,16 @@
         <w:rPr>
           <w:rStyle w:val="NormalTok"/>
         </w:rPr>
-        <w:t xml:space="preserve">(model, iris_train)</w:t>
-      </w:r>
-      <w:r>
-        <w:br/>
-      </w:r>
-      <w:r>
-        <w:br/>
-      </w:r>
-      <w:r>
-        <w:rPr>
-          <w:rStyle w:val="CommentTok"/>
-        </w:rPr>
-        <w:t xml:space="preserve"># Model evaluation (training)</w:t>
-      </w:r>
-      <w:r>
-        <w:br/>
-      </w:r>
-      <w:r>
-        <w:rPr>
-          <w:rStyle w:val="NormalTok"/>
-        </w:rPr>
-        <w:t xml:space="preserve">train_eval </w:t>
+        <w:t xml:space="preserve">(model, iris_test)</w:t>
+      </w:r>
+      <w:r>
+        <w:br/>
+      </w:r>
+      <w:r>
+        <w:rPr>
+          <w:rStyle w:val="NormalTok"/>
+        </w:rPr>
+        <w:t xml:space="preserve">test_eval </w:t>
       </w:r>
       <w:r>
         <w:rPr>
@@ -1039,7 +1012,7 @@
         <w:rPr>
           <w:rStyle w:val="NormalTok"/>
         </w:rPr>
-        <w:t xml:space="preserve">(model, iris_train[,</w:t>
+        <w:t xml:space="preserve">(model, iris_test[, </w:t>
       </w:r>
       <w:r>
         <w:rPr>
@@ -1051,22 +1024,16 @@
         <w:rPr>
           <w:rStyle w:val="NormalTok"/>
         </w:rPr>
-        <w:t xml:space="preserve">], train_prediction)</w:t>
-      </w:r>
-      <w:r>
-        <w:br/>
-      </w:r>
-      <w:r>
-        <w:rPr>
-          <w:rStyle w:val="FunctionTok"/>
-        </w:rPr>
-        <w:t xml:space="preserve">print</w:t>
-      </w:r>
-      <w:r>
-        <w:rPr>
-          <w:rStyle w:val="NormalTok"/>
-        </w:rPr>
-        <w:t xml:space="preserve">(train_eval</w:t>
+        <w:t xml:space="preserve">], test_prediction)</w:t>
+      </w:r>
+      <w:r>
+        <w:br/>
+      </w:r>
+      <w:r>
+        <w:rPr>
+          <w:rStyle w:val="NormalTok"/>
+        </w:rPr>
+        <w:t xml:space="preserve">test_eval</w:t>
       </w:r>
       <w:r>
         <w:rPr>
@@ -1078,7 +1045,7 @@
         <w:rPr>
           <w:rStyle w:val="NormalTok"/>
         </w:rPr>
-        <w:t xml:space="preserve">metrics)</w:t>
+        <w:t xml:space="preserve">metrics</w:t>
       </w:r>
     </w:p>
     <w:p>
@@ -1089,7 +1056,7 @@
         <w:rPr>
           <w:rStyle w:val="VerbatimChar"/>
         </w:rPr>
-        <w:t xml:space="preserve">##    accuracy TP TN FP FN precision recall sensitivity specificity        f1</w:t>
+        <w:t xml:space="preserve">##   accuracy TP TN FP FN precision recall sensitivity specificity        f1</w:t>
       </w:r>
       <w:r>
         <w:br/>
@@ -1098,7 +1065,7 @@
         <w:rPr>
           <w:rStyle w:val="VerbatimChar"/>
         </w:rPr>
-        <w:t xml:space="preserve">## 1 0.3416667 41  0 79  0 0.3416667      1           1           0 0.5093168</w:t>
+        <w:t xml:space="preserve">## 1      0.3  9  0 21  0       0.3      1           1           0 0.4615385</w:t>
       </w:r>
     </w:p>
     <w:p>
@@ -1106,169 +1073,33 @@
         <w:pStyle w:val="FirstParagraph"/>
       </w:pPr>
       <w:r>
-        <w:t xml:space="preserve">Test evaluation</w:t>
+        <w:t xml:space="preserve">What to observe</w:t>
+      </w:r>
+      <w:r>
+        <w:t xml:space="preserve"> </w:t>
+      </w:r>
+      <w:r>
+        <w:t xml:space="preserve">- This learner defines the minimum bar that stronger classifiers should beat.</w:t>
+      </w:r>
+      <w:r>
+        <w:t xml:space="preserve"> </w:t>
+      </w:r>
+      <w:r>
+        <w:t xml:space="preserve">- The line of experiment already contains everything needed for the later classification examples.</w:t>
       </w:r>
     </w:p>
     <w:p>
       <w:pPr>
-        <w:pStyle w:val="SourceCode"/>
-      </w:pPr>
-      <w:r>
-        <w:rPr>
-          <w:rStyle w:val="CommentTok"/>
-        </w:rPr>
-        <w:t xml:space="preserve"># Model test</w:t>
-      </w:r>
-      <w:r>
-        <w:br/>
-      </w:r>
-      <w:r>
-        <w:rPr>
-          <w:rStyle w:val="NormalTok"/>
-        </w:rPr>
-        <w:t xml:space="preserve">test_prediction </w:t>
-      </w:r>
-      <w:r>
-        <w:rPr>
-          <w:rStyle w:val="OtherTok"/>
-        </w:rPr>
-        <w:t xml:space="preserve">&lt;-</w:t>
-      </w:r>
-      <w:r>
-        <w:rPr>
-          <w:rStyle w:val="NormalTok"/>
-        </w:rPr>
+        <w:pStyle w:val="BodyText"/>
+      </w:pPr>
+      <w:r>
+        <w:t xml:space="preserve">References</w:t>
+      </w:r>
+      <w:r>
         <w:t xml:space="preserve"> </w:t>
       </w:r>
       <w:r>
-        <w:rPr>
-          <w:rStyle w:val="FunctionTok"/>
-        </w:rPr>
-        <w:t xml:space="preserve">predict</w:t>
-      </w:r>
-      <w:r>
-        <w:rPr>
-          <w:rStyle w:val="NormalTok"/>
-        </w:rPr>
-        <w:t xml:space="preserve">(model, iris_test)</w:t>
-      </w:r>
-      <w:r>
-        <w:br/>
-      </w:r>
-      <w:r>
-        <w:br/>
-      </w:r>
-      <w:r>
-        <w:rPr>
-          <w:rStyle w:val="CommentTok"/>
-        </w:rPr>
-        <w:t xml:space="preserve"># Test evaluation</w:t>
-      </w:r>
-      <w:r>
-        <w:br/>
-      </w:r>
-      <w:r>
-        <w:rPr>
-          <w:rStyle w:val="NormalTok"/>
-        </w:rPr>
-        <w:t xml:space="preserve"> test_eval </w:t>
-      </w:r>
-      <w:r>
-        <w:rPr>
-          <w:rStyle w:val="OtherTok"/>
-        </w:rPr>
-        <w:t xml:space="preserve">&lt;-</w:t>
-      </w:r>
-      <w:r>
-        <w:rPr>
-          <w:rStyle w:val="NormalTok"/>
-        </w:rPr>
-        <w:t xml:space="preserve"> </w:t>
-      </w:r>
-      <w:r>
-        <w:rPr>
-          <w:rStyle w:val="FunctionTok"/>
-        </w:rPr>
-        <w:t xml:space="preserve">evaluate</w:t>
-      </w:r>
-      <w:r>
-        <w:rPr>
-          <w:rStyle w:val="NormalTok"/>
-        </w:rPr>
-        <w:t xml:space="preserve">(model, iris_test[,</w:t>
-      </w:r>
-      <w:r>
-        <w:rPr>
-          <w:rStyle w:val="StringTok"/>
-        </w:rPr>
-        <w:t xml:space="preserve">"Species"</w:t>
-      </w:r>
-      <w:r>
-        <w:rPr>
-          <w:rStyle w:val="NormalTok"/>
-        </w:rPr>
-        <w:t xml:space="preserve">], test_prediction)</w:t>
-      </w:r>
-      <w:r>
-        <w:br/>
-      </w:r>
-      <w:r>
-        <w:rPr>
-          <w:rStyle w:val="FunctionTok"/>
-        </w:rPr>
-        <w:t xml:space="preserve">print</w:t>
-      </w:r>
-      <w:r>
-        <w:rPr>
-          <w:rStyle w:val="NormalTok"/>
-        </w:rPr>
-        <w:t xml:space="preserve">(test_eval</w:t>
-      </w:r>
-      <w:r>
-        <w:rPr>
-          <w:rStyle w:val="SpecialCharTok"/>
-        </w:rPr>
-        <w:t xml:space="preserve">$</w:t>
-      </w:r>
-      <w:r>
-        <w:rPr>
-          <w:rStyle w:val="NormalTok"/>
-        </w:rPr>
-        <w:t xml:space="preserve">metrics)</w:t>
-      </w:r>
-    </w:p>
-    <w:p>
-      <w:pPr>
-        <w:pStyle w:val="SourceCode"/>
-      </w:pPr>
-      <w:r>
-        <w:rPr>
-          <w:rStyle w:val="VerbatimChar"/>
-        </w:rPr>
-        <w:t xml:space="preserve">##   accuracy TP TN FP FN precision recall sensitivity specificity        f1</w:t>
-      </w:r>
-      <w:r>
-        <w:br/>
-      </w:r>
-      <w:r>
-        <w:rPr>
-          <w:rStyle w:val="VerbatimChar"/>
-        </w:rPr>
-        <w:t xml:space="preserve">## 1      0.3  9  0 21  0       0.3      1           1           0 0.4615385</w:t>
-      </w:r>
-    </w:p>
-    <w:p>
-      <w:pPr>
-        <w:pStyle w:val="FirstParagraph"/>
-      </w:pPr>
-      <w:r>
-        <w:t xml:space="preserve">References</w:t>
-      </w:r>
-      <w:r>
-        <w:t xml:space="preserve"> </w:t>
-      </w:r>
-      <w:r>
-        <w:t xml:space="preserve">- Witten, I. H., Frank, E., Hall, M. A., and Pal, C. J. (2016). Data Mining: Practical Machine Learning Tools and Techniques (4th ed.). Morgan Kaufmann. (ZeroR/majority-class baseline)</w:t>
+        <w:t xml:space="preserve">- Witten, I. H., Frank, E., Hall, M. A., and Pal, C. J. (2016). Data Mining: Practical Machine Learning Tools and Techniques (4th ed.).</w:t>
       </w:r>
     </w:p>
     <w:sectPr>
